--- a/PHOCS-Docgentemplates/PHOCS Sewerage Holding Tank Construction Permit Template_V0.1.docx
+++ b/PHOCS-Docgentemplates/PHOCS Sewerage Holding Tank Construction Permit Template_V0.1.docx
@@ -107,7 +107,6 @@
         <w:tc>
           <w:tcPr>
             <w:tcW w:w="3630" w:type="dxa"/>
-            <w:shd w:val="clear" w:color="auto" w:fill="auto"/>
           </w:tcPr>
           <w:p>
             <w:pPr>
@@ -144,7 +143,6 @@
         <w:tc>
           <w:tcPr>
             <w:tcW w:w="5295" w:type="dxa"/>
-            <w:shd w:val="clear" w:color="auto" w:fill="auto"/>
           </w:tcPr>
           <w:p>
             <w:r>
@@ -214,7 +212,6 @@
         <w:tc>
           <w:tcPr>
             <w:tcW w:w="3630" w:type="dxa"/>
-            <w:shd w:val="clear" w:color="auto" w:fill="auto"/>
           </w:tcPr>
           <w:p>
             <w:pPr>
@@ -252,7 +249,6 @@
         <w:tc>
           <w:tcPr>
             <w:tcW w:w="5295" w:type="dxa"/>
-            <w:shd w:val="clear" w:color="auto" w:fill="auto"/>
           </w:tcPr>
           <w:p>
             <w:pPr>
@@ -313,7 +309,6 @@
         <w:tc>
           <w:tcPr>
             <w:tcW w:w="3630" w:type="dxa"/>
-            <w:shd w:val="clear" w:color="auto" w:fill="auto"/>
           </w:tcPr>
           <w:p>
             <w:pPr>
@@ -347,7 +342,6 @@
         <w:tc>
           <w:tcPr>
             <w:tcW w:w="5295" w:type="dxa"/>
-            <w:shd w:val="clear" w:color="auto" w:fill="auto"/>
           </w:tcPr>
           <w:p>
             <w:pPr>
@@ -395,7 +389,6 @@
         <w:tc>
           <w:tcPr>
             <w:tcW w:w="3630" w:type="dxa"/>
-            <w:shd w:val="clear" w:color="auto" w:fill="auto"/>
           </w:tcPr>
           <w:p>
             <w:pPr>
@@ -423,7 +416,6 @@
         <w:tc>
           <w:tcPr>
             <w:tcW w:w="5295" w:type="dxa"/>
-            <w:shd w:val="clear" w:color="auto" w:fill="auto"/>
           </w:tcPr>
           <w:p>
             <w:pPr>
@@ -553,7 +545,6 @@
         <w:tc>
           <w:tcPr>
             <w:tcW w:w="3630" w:type="dxa"/>
-            <w:shd w:val="clear" w:color="auto" w:fill="auto"/>
           </w:tcPr>
           <w:p>
             <w:pPr>
@@ -582,7 +573,6 @@
         <w:tc>
           <w:tcPr>
             <w:tcW w:w="5295" w:type="dxa"/>
-            <w:shd w:val="clear" w:color="auto" w:fill="auto"/>
           </w:tcPr>
           <w:p>
             <w:pPr>
@@ -596,23 +586,7 @@
                 <w:rFonts w:ascii="Calibri" w:eastAsia="Calibri" w:hAnsi="Calibri" w:cs="Calibri"/>
                 <w:color w:val="000000" w:themeColor="text1"/>
               </w:rPr>
-              <w:t>{{</w:t>
-            </w:r>
-            <w:proofErr w:type="spellStart"/>
-            <w:r>
-              <w:rPr>
-                <w:rFonts w:ascii="Calibri" w:eastAsia="Calibri" w:hAnsi="Calibri" w:cs="Calibri"/>
-                <w:color w:val="000000" w:themeColor="text1"/>
-              </w:rPr>
-              <w:t>BLAccountLegalLandDescription</w:t>
-            </w:r>
-            <w:proofErr w:type="spellEnd"/>
-            <w:r>
-              <w:rPr>
-                <w:rFonts w:ascii="Calibri" w:eastAsia="Calibri" w:hAnsi="Calibri" w:cs="Calibri"/>
-                <w:color w:val="000000" w:themeColor="text1"/>
-              </w:rPr>
-              <w:t>}}</w:t>
+              <w:t>{{BLAccountLegalLandDescription}}</w:t>
             </w:r>
           </w:p>
         </w:tc>
@@ -794,7 +768,21 @@
         <w:rPr>
           <w:rFonts w:ascii="Calibri" w:eastAsiaTheme="minorEastAsia" w:hAnsi="Calibri" w:cs="Calibri"/>
         </w:rPr>
-        <w:t>A valid contract with a sewerage “pump and hauler” is required at all times the holding tank is being used.</w:t>
+        <w:t xml:space="preserve">A valid contract with a sewerage “pump and hauler” is </w:t>
+      </w:r>
+      <w:proofErr w:type="gramStart"/>
+      <w:r>
+        <w:rPr>
+          <w:rFonts w:ascii="Calibri" w:eastAsiaTheme="minorEastAsia" w:hAnsi="Calibri" w:cs="Calibri"/>
+        </w:rPr>
+        <w:t>required at all times</w:t>
+      </w:r>
+      <w:proofErr w:type="gramEnd"/>
+      <w:r>
+        <w:rPr>
+          <w:rFonts w:ascii="Calibri" w:eastAsiaTheme="minorEastAsia" w:hAnsi="Calibri" w:cs="Calibri"/>
+        </w:rPr>
+        <w:t xml:space="preserve"> the holding tank is being used.</w:t>
       </w:r>
     </w:p>
     <w:p>
@@ -1081,27 +1069,7 @@
                 <w:sz w:val="24"/>
                 <w:szCs w:val="24"/>
               </w:rPr>
-              <w:t>{{</w:t>
-            </w:r>
-            <w:proofErr w:type="spellStart"/>
-            <w:r>
-              <w:rPr>
-                <w:rFonts w:ascii="Calibri" w:eastAsia="Calibri" w:hAnsi="Calibri" w:cs="Calibri"/>
-                <w:color w:val="000000" w:themeColor="text1"/>
-                <w:sz w:val="24"/>
-                <w:szCs w:val="24"/>
-              </w:rPr>
-              <w:t>BLAOwnerName</w:t>
-            </w:r>
-            <w:proofErr w:type="spellEnd"/>
-            <w:r>
-              <w:rPr>
-                <w:rFonts w:ascii="Calibri" w:eastAsia="Calibri" w:hAnsi="Calibri" w:cs="Calibri"/>
-                <w:color w:val="000000" w:themeColor="text1"/>
-                <w:sz w:val="24"/>
-                <w:szCs w:val="24"/>
-              </w:rPr>
-              <w:t>}}</w:t>
+              <w:t>{{BLAOwnerName}}</w:t>
             </w:r>
           </w:p>
           <w:p>
@@ -1168,7 +1136,7 @@
                 <w:rFonts w:ascii="Calibri" w:eastAsia="Calibri" w:hAnsi="Calibri" w:cs="Calibri"/>
                 <w:lang w:val="en-US"/>
               </w:rPr>
-              <w:t>BLAccountFacilityHA</w:t>
+              <w:t>BLAccountHealthAuthority</w:t>
             </w:r>
             <w:proofErr w:type="spellEnd"/>
             <w:r>
@@ -4942,6 +4910,7 @@
   <w:style w:type="character" w:default="1" w:styleId="DefaultParagraphFont">
     <w:name w:val="Default Paragraph Font"/>
     <w:uiPriority w:val="1"/>
+    <w:semiHidden/>
     <w:unhideWhenUsed/>
   </w:style>
   <w:style w:type="table" w:default="1" w:styleId="TableNormal">
@@ -5659,6 +5628,15 @@
 </file>
 
 <file path=customXml/item1.xml><?xml version="1.0" encoding="utf-8"?>
+<?mso-contentType ?>
+<FormTemplates xmlns="http://schemas.microsoft.com/sharepoint/v3/contenttype/forms">
+  <Display>DocumentLibraryForm</Display>
+  <Edit>DocumentLibraryForm</Edit>
+  <New>DocumentLibraryForm</New>
+</FormTemplates>
+</file>
+
+<file path=customXml/item2.xml><?xml version="1.0" encoding="utf-8"?>
 <p:properties xmlns:p="http://schemas.microsoft.com/office/2006/metadata/properties" xmlns:xsi="http://www.w3.org/2001/XMLSchema-instance" xmlns:pc="http://schemas.microsoft.com/office/infopath/2007/PartnerControls">
   <documentManagement>
     <TaxCatchAll xmlns="8350b7c0-334b-4e19-bfc1-744f6a979eee" xsi:nil="true"/>
@@ -5667,15 +5645,6 @@
     </lcf76f155ced4ddcb4097134ff3c332f>
   </documentManagement>
 </p:properties>
-</file>
-
-<file path=customXml/item2.xml><?xml version="1.0" encoding="utf-8"?>
-<?mso-contentType ?>
-<FormTemplates xmlns="http://schemas.microsoft.com/sharepoint/v3/contenttype/forms">
-  <Display>DocumentLibraryForm</Display>
-  <Edit>DocumentLibraryForm</Edit>
-  <New>DocumentLibraryForm</New>
-</FormTemplates>
 </file>
 
 <file path=customXml/item3.xml><?xml version="1.0" encoding="utf-8"?>
@@ -5874,20 +5843,20 @@
 </file>
 
 <file path=customXml/itemProps1.xml><?xml version="1.0" encoding="utf-8"?>
+<ds:datastoreItem xmlns:ds="http://schemas.openxmlformats.org/officeDocument/2006/customXml" ds:itemID="{F93F3582-894A-4650-B1DA-E6BF328AEA63}">
+  <ds:schemaRefs>
+    <ds:schemaRef ds:uri="http://schemas.microsoft.com/sharepoint/v3/contenttype/forms"/>
+  </ds:schemaRefs>
+</ds:datastoreItem>
+</file>
+
+<file path=customXml/itemProps2.xml><?xml version="1.0" encoding="utf-8"?>
 <ds:datastoreItem xmlns:ds="http://schemas.openxmlformats.org/officeDocument/2006/customXml" ds:itemID="{5F4094FA-4F1A-4675-8E5C-3B6924602053}">
   <ds:schemaRefs>
     <ds:schemaRef ds:uri="http://schemas.microsoft.com/office/2006/metadata/properties"/>
     <ds:schemaRef ds:uri="http://schemas.microsoft.com/office/infopath/2007/PartnerControls"/>
     <ds:schemaRef ds:uri="8350b7c0-334b-4e19-bfc1-744f6a979eee"/>
     <ds:schemaRef ds:uri="94d5cf59-5162-48bc-aa9b-620df72947f5"/>
-  </ds:schemaRefs>
-</ds:datastoreItem>
-</file>
-
-<file path=customXml/itemProps2.xml><?xml version="1.0" encoding="utf-8"?>
-<ds:datastoreItem xmlns:ds="http://schemas.openxmlformats.org/officeDocument/2006/customXml" ds:itemID="{F93F3582-894A-4650-B1DA-E6BF328AEA63}">
-  <ds:schemaRefs>
-    <ds:schemaRef ds:uri="http://schemas.microsoft.com/sharepoint/v3/contenttype/forms"/>
   </ds:schemaRefs>
 </ds:datastoreItem>
 </file>
